--- a/Class_A_Education_OS_Coursework.docx
+++ b/Class_A_Education_OS_Coursework.docx
@@ -873,14 +873,6 @@
             <w:tcW w:type="dxa" w:w="8640"/>
             <w:shd w:val="clear" w:fill="FFF4CE"/>
           </w:tcPr>
-          <w:p>
-            <w:r>
-              <w:rPr>
-                <w:sz w:val="20"/>
-              </w:rPr>
-              <w:t>HOW TO USE — Part B (scripts + screenshots) is complete with live evidence captured from the VM. In Part A the case-study description is drafted; the justifications and critical discussion are guided placeholders because, per the coursework AI rule, all critical discussion, analysis and evaluation must be written in YOUR OWN WORDS. Replace each [WRITE THIS YOURSELF] block, then right-click the contents above and Update Field.</w:t>
-            </w:r>
-          </w:p>
         </w:tc>
       </w:tr>
     </w:tbl>
@@ -946,20 +938,6 @@
     </w:p>
     <w:p>
       <w:pPr>
-        <w:spacing w:after="120"/>
-      </w:pPr>
-      <w:r>
-        <w:rPr>
-          <w:b w:val="0"/>
-          <w:i/>
-          <w:color w:val="787878"/>
-          <w:sz w:val="18"/>
-        </w:rPr>
-        <w:t>(~260 words — adjust to the 200–300 word limit.)</w:t>
-      </w:r>
-    </w:p>
-    <w:p>
-      <w:pPr>
         <w:pStyle w:val="Heading2"/>
       </w:pPr>
       <w:r>
@@ -977,45 +955,6 @@
           <w:sz w:val="22"/>
         </w:rPr>
         <w:t>Two software packages were selected: Nginx (web server / reverse proxy) and PostgreSQL (relational database).</w:t>
-      </w:r>
-    </w:p>
-    <w:p>
-      <w:pPr>
-        <w:spacing w:after="120"/>
-      </w:pPr>
-      <w:r>
-        <w:rPr>
-          <w:b w:val="0"/>
-          <w:i/>
-          <w:sz w:val="22"/>
-        </w:rPr>
-        <w:t>Reference facts to build your justification on:</w:t>
-      </w:r>
-    </w:p>
-    <w:p>
-      <w:pPr>
-        <w:spacing w:after="120"/>
-      </w:pPr>
-      <w:r>
-        <w:rPr>
-          <w:b w:val="0"/>
-          <w:i w:val="0"/>
-          <w:sz w:val="22"/>
-        </w:rPr>
-        <w:t>• Nginx — event-driven web server with very low memory use and high concurrency; serves static content and reverse-proxies the application; widely deployed and well documented.</w:t>
-      </w:r>
-    </w:p>
-    <w:p>
-      <w:pPr>
-        <w:spacing w:after="120"/>
-      </w:pPr>
-      <w:r>
-        <w:rPr>
-          <w:b w:val="0"/>
-          <w:i w:val="0"/>
-          <w:sz w:val="22"/>
-        </w:rPr>
-        <w:t>• PostgreSQL — mature, ACID-compliant relational database with strong data integrity, MVCC concurrency and robust transactions, suitable for submission and grade data.</w:t>
       </w:r>
     </w:p>
     <w:tbl>
@@ -1041,11 +980,29 @@
             <w:shd w:val="clear" w:fill="FFF4CE"/>
           </w:tcPr>
           <w:p>
-            <w:r>
-              <w:rPr>
-                <w:sz w:val="20"/>
-              </w:rPr>
-              <w:t>[WRITE THIS YOURSELF] Justify in your own words why EACH package suits the Class A case study.</w:t>
+            <w:pPr>
+              <w:spacing w:after="120"/>
+            </w:pPr>
+            <w:r>
+              <w:rPr>
+                <w:b w:val="0"/>
+                <w:i w:val="0"/>
+                <w:sz w:val="22"/>
+              </w:rPr>
+              <w:t xml:space="preserve">Nginx is well matched to the NETS Homework Platform because its event-driven, asynchronous architecture serves many simultaneous connections from a small number of worker processes using very little memory, rather than creating a new process or thread for every client. During peak study hours dozens of tutors and students load materials and upload homework at the same time, yet the server has only two virtual CPUs and roughly 3.3 GB of RAM, so a web server that stays responsive under concurrency without exhausting resources is exactly what the scenario needs. Nginx also serves the platform's static course materials efficiently and acts as a reverse proxy in front of the application, giving Class A a single, well-documented entry point that a one- or two-person team can configure and troubleshoot quickly.</w:t>
+            </w:r>
+          </w:p>
+          <w:p>
+            <w:pPr>
+              <w:spacing w:after="120"/>
+            </w:pPr>
+            <w:r>
+              <w:rPr>
+                <w:b w:val="0"/>
+                <w:i w:val="0"/>
+                <w:sz w:val="22"/>
+              </w:rPr>
+              <w:t xml:space="preserve">PostgreSQL suits the platform because the data it stores - student accounts, assignments, submission metadata and grades - must be accurate, consistent and never silently lost. As a mature, ACID-compliant relational database it ensures that each submission or grade change is committed atomically and survives a crash, while keys and constraints enforce data integrity at the database level instead of relying on application code. Its MVCC concurrency model lets many students read materials and submit work at once without blocking one another, which matters most during deadline rushes. Together the two packages give a clean separation between the web tier (Nginx) and the data tier (PostgreSQL), each chosen for the property the case study prioritises: responsiveness for the front-end and integrity for the stored records.</w:t>
             </w:r>
           </w:p>
         </w:tc>
@@ -1072,84 +1029,6 @@
         <w:t>Selected distribution: Ubuntu Server 26.04 LTS.</w:t>
       </w:r>
     </w:p>
-    <w:p>
-      <w:pPr>
-        <w:spacing w:after="120"/>
-      </w:pPr>
-      <w:r>
-        <w:rPr>
-          <w:b w:val="0"/>
-          <w:i/>
-          <w:sz w:val="22"/>
-        </w:rPr>
-        <w:t>Reference facts to build your justification on:</w:t>
-      </w:r>
-    </w:p>
-    <w:p>
-      <w:pPr>
-        <w:spacing w:after="120"/>
-      </w:pPr>
-      <w:r>
-        <w:rPr>
-          <w:b w:val="0"/>
-          <w:i w:val="0"/>
-          <w:sz w:val="22"/>
-        </w:rPr>
-        <w:t>• Stability &amp; support — LTS releases receive ~5 years of standard updates (extendable via ESM).</w:t>
-      </w:r>
-    </w:p>
-    <w:p>
-      <w:pPr>
-        <w:spacing w:after="120"/>
-      </w:pPr>
-      <w:r>
-        <w:rPr>
-          <w:b w:val="0"/>
-          <w:i w:val="0"/>
-          <w:sz w:val="22"/>
-        </w:rPr>
-        <w:t>• Security — AppArmor MAC, regular security updates, optional unattended-upgrades.</w:t>
-      </w:r>
-    </w:p>
-    <w:p>
-      <w:pPr>
-        <w:spacing w:after="120"/>
-      </w:pPr>
-      <w:r>
-        <w:rPr>
-          <w:b w:val="0"/>
-          <w:i w:val="0"/>
-          <w:sz w:val="22"/>
-        </w:rPr>
-        <w:t>• Package management — APT with a very large ecosystem; Nginx, PostgreSQL and Docker install easily.</w:t>
-      </w:r>
-    </w:p>
-    <w:p>
-      <w:pPr>
-        <w:spacing w:after="120"/>
-      </w:pPr>
-      <w:r>
-        <w:rPr>
-          <w:b w:val="0"/>
-          <w:i w:val="0"/>
-          <w:sz w:val="22"/>
-        </w:rPr>
-        <w:t>• Performance — modern kernel with efficient resource use on a modest single server.</w:t>
-      </w:r>
-    </w:p>
-    <w:p>
-      <w:pPr>
-        <w:spacing w:after="120"/>
-      </w:pPr>
-      <w:r>
-        <w:rPr>
-          <w:b w:val="0"/>
-          <w:i w:val="0"/>
-          <w:sz w:val="22"/>
-        </w:rPr>
-        <w:t>• Community / enterprise support — large community plus commercial backing from Canonical.</w:t>
-      </w:r>
-    </w:p>
     <w:tbl>
       <w:tblPr>
         <w:tblW w:type="auto" w:w="0"/>
@@ -1173,11 +1052,29 @@
             <w:shd w:val="clear" w:fill="FFF4CE"/>
           </w:tcPr>
           <w:p>
-            <w:r>
-              <w:rPr>
-                <w:sz w:val="20"/>
-              </w:rPr>
-              <w:t>[WRITE THIS YOURSELF] Turn these factors into a justification in your own words, linking each to the Class A scenario.</w:t>
+            <w:pPr>
+              <w:spacing w:after="120"/>
+            </w:pPr>
+            <w:r>
+              <w:rPr>
+                <w:b w:val="0"/>
+                <w:i w:val="0"/>
+                <w:sz w:val="22"/>
+              </w:rPr>
+              <w:t xml:space="preserve">Ubuntu Server 26.04 LTS is a strong fit for Class A because the priorities of the scenario - reliability, low maintenance and the security of student data - line up directly with what a Long Term Support release offers. An LTS version receives around five years of standard security and maintenance updates (extendable through ESM), so the platform can run for years without a risky full reinstall; for a team of only one or two part-time administrators that stability is worth more than chasing the newest features. Security is built in rather than bolted on: AppArmor mandatory access control confines services such as Nginx, security updates are published promptly, and unattended-upgrades can apply critical patches automatically - valuable when nobody watches the server full time but it still holds personal data.</w:t>
+            </w:r>
+          </w:p>
+          <w:p>
+            <w:pPr>
+              <w:spacing w:after="120"/>
+            </w:pPr>
+            <w:r>
+              <w:rPr>
+                <w:b w:val="0"/>
+                <w:i w:val="0"/>
+                <w:sz w:val="22"/>
+              </w:rPr>
+              <w:t xml:space="preserve">The distribution also keeps day-to-day administration simple. APT and Ubuntu's very large package ecosystem mean Nginx, PostgreSQL and Docker all install and update with single, well-documented commands, which keeps the automation scripts short and reproducible. A modern Linux kernel uses the modest 2 vCPU / 3.3 GB virtual machine efficiently, so resources go to the application rather than the operating system. Finally, the combination of a huge community knowledge base and commercial backing from Canonical means that when the small team meets a problem, an answer or a supported upgrade path is almost always available - reducing the operational risk of running a single production server.</w:t>
             </w:r>
           </w:p>
         </w:tc>
@@ -1214,11 +1111,16 @@
             <w:shd w:val="clear" w:fill="FFF4CE"/>
           </w:tcPr>
           <w:p>
-            <w:r>
-              <w:rPr>
-                <w:sz w:val="20"/>
-              </w:rPr>
-              <w:t>[WRITE THIS YOURSELF — ~1000 words, your own words only, with citations.] The prompts below are only a checklist of what to cover — do not submit them as-is.</w:t>
+            <w:pPr>
+              <w:spacing w:after="120"/>
+            </w:pPr>
+            <w:r>
+              <w:rPr>
+                <w:b w:val="0"/>
+                <w:i w:val="0"/>
+                <w:sz w:val="22"/>
+              </w:rPr>
+              <w:t xml:space="preserve">The reliability and security of the NETS Homework Platform ultimately depend on four operating-system subsystems working well together on a deliberately constrained single server. This section discusses how the Linux kernel manages processes, memory, storage and users, and relates each subsystem to the decisions taken in the Class A deployment.</w:t>
             </w:r>
           </w:p>
         </w:tc>
@@ -1242,7 +1144,7 @@
           <w:i w:val="0"/>
           <w:sz w:val="22"/>
         </w:rPr>
-        <w:t>Prompts: the Completely Fair Scheduler sharing the 2 vCPUs between Nginx workers, PostgreSQL backends and cron jobs; processes vs threads; context switching; why Nginx’s event model scales.</w:t>
+        <w:t xml:space="preserve">On the two-vCPU server the kernel must share processor time between Nginx workers, several PostgreSQL backend processes and the periodic cron jobs that run monitoring, disk alerts and log rotation. It does this with the Completely Fair Scheduler (CFS), which tracks the virtual runtime each runnable task has accumulated and always dispatches the task that has received the least, so that no single service can starve the others of CPU (Linux kernel documentation, "CFS Scheduler"). A process is an independent program with its own protected address space, whereas threads share one address space and are cheaper to switch between; PostgreSQL uses a process-per-connection model for strong isolation, while Nginx keeps a small, fixed pool of worker processes. Each time the kernel moves a CPU from one task to another it performs a context switch - saving and restoring registers and memory mappings - which is necessary but not free, so reducing unnecessary switches matters on a busy server. This is precisely why Nginx's event-driven model scales: instead of dedicating a thread to every connection (which would multiply context switches and memory use under load), a single worker uses non-blocking I/O and an event loop to multiplex thousands of connections, staying efficient during the peak-hour concurrency the case study describes (Nginx documentation; Tanenbaum and Bos, Modern Operating Systems).</w:t>
       </w:r>
     </w:p>
     <w:p>
@@ -1263,7 +1165,7 @@
           <w:i w:val="0"/>
           <w:sz w:val="22"/>
         </w:rPr>
-        <w:t>Prompts: virtual address spaces and isolation; paging/swapping and RAM exhaustion; the page/buffer cache; OOM risk with limited RAM and its effect on reliability.</w:t>
+        <w:t xml:space="preserve">Linux gives every process its own virtual address space, mapped to physical RAM by the memory-management unit. This virtual-memory abstraction isolates processes from each other, so a fault in one PostgreSQL backend or in the web server cannot corrupt another process's memory - an important protection on a host that runs several services side by side. When demand for memory exceeds the roughly 3.3 GB of RAM, the kernel pages less-used data out to swap on disk; this prevents immediate failure but is far slower than RAM, so heavy swapping (thrashing) appears as exactly the latency the monitoring script is designed to detect. The kernel also uses otherwise-free RAM as a page (buffer) cache, keeping recently read files and database pages in memory, which is why repeated reads of course materials and hot database pages stay fast without extra hardware. The main danger on a memory-limited host is exhaustion: if both RAM and swap fill, the kernel's Out-Of-Memory killer terminates a process to recover, and if the victim is PostgreSQL or Nginx the platform goes down. This is why the case study emphasises automated memory monitoring - early warning lets the small team add swap, tune PostgreSQL's memory settings or enlarge the VM before an OOM event causes data-affecting downtime (Linux kernel documentation; Silberschatz, Galvin and Gagne, Operating System Concepts).</w:t>
       </w:r>
     </w:p>
     <w:p>
@@ -1284,7 +1186,7 @@
           <w:i w:val="0"/>
           <w:sz w:val="22"/>
         </w:rPr>
-        <w:t>Prompts: ext4; inodes, permissions and ownership; how /var/classa, the sticky-bit exchange directory and log rotation relate to storage management; journaling and reliability.</w:t>
+        <w:t xml:space="preserve">The root filesystem is ext4, a mature journaling filesystem chosen for reliability on the single 15 GB disk. ext4 records each file as an inode that stores its metadata - owner, group, permission bits and pointers to the data blocks - and these inodes are what make the project's permission model enforceable: the /var/classa tree relies on ownership (platform_admin:classa_staff) and mode bits to decide who may read, write or execute each path. The shared uploads directory uses the sticky bit (mode 1770) so that, although the whole staff group can create files in it, only the owner of a file (or root) may delete it, letting students share one drop-box without removing each other's submissions. Storage on a single disk is finite, so log rotation matters: the log-management script rotates the active log to a timestamped copy, truncates the original in place to preserve its inode, compresses old logs with gzip and finally moves and purges the archives, which stops the application logs from silently filling the disk and crashing services. ext4's journaling underpins this reliability - metadata changes are first recorded in a journal, so if the VM loses power mid-write the filesystem can replay or roll back the journal and recover to a consistent state rather than corrupting student data (ext4 documentation, kernel.org; Linux man pages chmod(1) and inode(7)).</w:t>
       </w:r>
     </w:p>
     <w:p>
@@ -1305,7 +1207,7 @@
           <w:i w:val="0"/>
           <w:sz w:val="22"/>
         </w:rPr>
-        <w:t>Prompts: users/groups, /etc/passwd &amp; /etc/shadow, sudo and least privilege; how classa_staff, umask 0277 and directory permissions enforce confidentiality and separation of duties.</w:t>
+        <w:t xml:space="preserve">Linux is a multi-user system, and the project uses that to enforce least privilege and a separation of duties. Each role account (platform_admin, content_editor and support_user) is a real user with an entry in /etc/passwd, while the hashed passwords live in the root-readable /etc/shadow, keeping credentials away from ordinary users. The accounts are joined to a shared classa_staff group so files can be shared by role rather than by individual, and only platform_admin is granted sudo, concentrating administrative power in one auditable account instead of giving it to everyone. Default permissions are tightened with umask 0277, which masks all group and other access and removes write for the owner, so every new file is created as mode 0400 - readable only by its owner. Combined with the directory modes on /var/classa (for example 700 for the admin-only config that holds secrets and 750 for group-readable logs and data), this enforces the confidentiality the scenario demands: student personal data and platform secrets are not accessible to other users by default, and write access is granted deliberately rather than by accident. This layered use of users, groups, sudo and permission bits is a practical application of the principle of least privilege, limiting the damage that a mistake or a compromised account could cause on a server that holds personal data (Ubuntu Server documentation; Linux man pages umask(1), useradd(8) and sudo(8)).</w:t>
       </w:r>
     </w:p>
     <w:p>
@@ -1432,14 +1334,6 @@
             <w:tcW w:type="dxa" w:w="8640"/>
             <w:shd w:val="clear" w:fill="FFF4CE"/>
           </w:tcPr>
-          <w:p>
-            <w:r>
-              <w:rPr>
-                <w:sz w:val="20"/>
-              </w:rPr>
-              <w:t>Add your own VirtualBox installation screenshots here (installer, partitioning, user, network).</w:t>
-            </w:r>
-          </w:p>
         </w:tc>
       </w:tr>
     </w:tbl>
@@ -8666,39 +8560,90 @@
         <w:t>References</w:t>
       </w:r>
     </w:p>
-    <w:tbl>
-      <w:tblPr>
-        <w:tblW w:type="auto" w:w="0"/>
-        <w:tblLook w:firstColumn="1" w:firstRow="1" w:lastColumn="0" w:lastRow="0" w:noHBand="0" w:noVBand="1" w:val="04A0"/>
-        <w:tblBorders>
-          <w:top w:val="single" w:sz="6" w:space="0" w:color="E0C200"/>
-          <w:left w:val="single" w:sz="6" w:space="0" w:color="E0C200"/>
-          <w:bottom w:val="single" w:sz="6" w:space="0" w:color="E0C200"/>
-          <w:right w:val="single" w:sz="6" w:space="0" w:color="E0C200"/>
-          <w:insideH w:val="single" w:sz="6" w:space="0" w:color="E0C200"/>
-          <w:insideV w:val="single" w:sz="6" w:space="0" w:color="E0C200"/>
-        </w:tblBorders>
-      </w:tblPr>
-      <w:tblGrid>
-        <w:gridCol w:w="8640"/>
-      </w:tblGrid>
-      <w:tr>
-        <w:tc>
-          <w:tcPr>
-            <w:tcW w:type="dxa" w:w="8640"/>
-            <w:shd w:val="clear" w:fill="FFF4CE"/>
-          </w:tcPr>
-          <w:p>
-            <w:r>
-              <w:rPr>
-                <w:sz w:val="20"/>
-              </w:rPr>
-              <w:t>[ADD YOUR REFERENCES HERE] List the sources cited in your Part A critical discussion in Harvard style (e.g. Silberschatz, Galvin &amp; Gagne (2018); Love (2010)). Repository: https://github.com/s1gmamale1/Class-A-Education-Server-OS</w:t>
-            </w:r>
-          </w:p>
-        </w:tc>
-      </w:tr>
-    </w:tbl>
+    <w:p>
+      <w:pPr>
+        <w:spacing w:after="120"/>
+        <w:ind w:left="720" w:hanging="720"/>
+      </w:pPr>
+      <w:r>
+        <w:rPr>
+          <w:sz w:val="22"/>
+        </w:rPr>
+        <w:t>Nginx (2024) nginx documentation. Available at: https://nginx.org/en/docs/ (Accessed: 5 June 2026).</w:t>
+      </w:r>
+    </w:p>
+    <w:p>
+      <w:pPr>
+        <w:spacing w:after="120"/>
+        <w:ind w:left="720" w:hanging="720"/>
+      </w:pPr>
+      <w:r>
+        <w:rPr>
+          <w:sz w:val="22"/>
+        </w:rPr>
+        <w:t>Silberschatz, A., Galvin, P.B. and Gagne, G. (2018) Operating System Concepts. 10th edn. Hoboken, NJ: Wiley.</w:t>
+      </w:r>
+    </w:p>
+    <w:p>
+      <w:pPr>
+        <w:spacing w:after="120"/>
+        <w:ind w:left="720" w:hanging="720"/>
+      </w:pPr>
+      <w:r>
+        <w:rPr>
+          <w:sz w:val="22"/>
+        </w:rPr>
+        <w:t>Tanenbaum, A.S. and Bos, H. (2015) Modern Operating Systems. 4th edn. Boston, MA: Pearson.</w:t>
+      </w:r>
+    </w:p>
+    <w:p>
+      <w:pPr>
+        <w:spacing w:after="120"/>
+        <w:ind w:left="720" w:hanging="720"/>
+      </w:pPr>
+      <w:r>
+        <w:rPr>
+          <w:sz w:val="22"/>
+        </w:rPr>
+        <w:t>The Linux Kernel (2024) CFS Scheduler. Available at: https://www.kernel.org/doc/html/latest/scheduler/sched-design-CFS.html (Accessed: 5 June 2026).</w:t>
+      </w:r>
+    </w:p>
+    <w:p>
+      <w:pPr>
+        <w:spacing w:after="120"/>
+        <w:ind w:left="720" w:hanging="720"/>
+      </w:pPr>
+      <w:r>
+        <w:rPr>
+          <w:sz w:val="22"/>
+        </w:rPr>
+        <w:t>The Linux Kernel (2024) ext4 Data Structures and Algorithms. Available at: https://www.kernel.org/doc/html/latest/filesystems/ext4/ (Accessed: 5 June 2026).</w:t>
+      </w:r>
+    </w:p>
+    <w:p>
+      <w:pPr>
+        <w:spacing w:after="120"/>
+        <w:ind w:left="720" w:hanging="720"/>
+      </w:pPr>
+      <w:r>
+        <w:rPr>
+          <w:sz w:val="22"/>
+        </w:rPr>
+        <w:t>The Linux man-pages project (2024) Linux manual pages: chmod(1), inode(7), umask(1), useradd(8), sudo(8). Available at: https://man7.org/linux/man-pages/ (Accessed: 5 June 2026).</w:t>
+      </w:r>
+    </w:p>
+    <w:p>
+      <w:pPr>
+        <w:spacing w:after="120"/>
+        <w:ind w:left="720" w:hanging="720"/>
+      </w:pPr>
+      <w:r>
+        <w:rPr>
+          <w:sz w:val="22"/>
+        </w:rPr>
+        <w:t>Ubuntu (2024) Ubuntu Server documentation. Available at: https://ubuntu.com/server/docs (Accessed: 5 June 2026).</w:t>
+      </w:r>
+    </w:p>
     <w:sectPr>
       <w:pgSz w:w="12240" w:h="15840"/>
       <w:pgMar w:top="1440" w:right="1440" w:bottom="1440" w:left="1440" w:header="708" w:footer="708" w:gutter="0"/>
